--- a/output/documentation-2026-09-28/05_Руководство_преподавателя.docx
+++ b/output/documentation-2026-09-28/05_Руководство_преподавателя.docx
@@ -48,7 +48,7 @@
         <w:jc w:val="center"/>
       </w:pPr>
       <w:r>
-        <w:t>Программная версия 9fb10f8</w:t>
+        <w:t>Программная версия v1.0</w:t>
       </w:r>
     </w:p>
     <w:p>

--- a/output/documentation-2026-09-28/05_Руководство_преподавателя.docx
+++ b/output/documentation-2026-09-28/05_Руководство_преподавателя.docx
@@ -1301,6 +1301,11 @@
     </w:p>
     <w:p>
       <w:r>
+        <w:t>Профиль ДДС в форме занятия работает как ролевая модель: если готовые карточки не выбраны явно, в занятие попадают только карточки выбранного профиля, например «ЖКХ и городские службы», а карточка другого профиля отклоняется. Для первого знакомства с рабочим местом предусмотрено занятие «Обучение: первое занятие ДДС с подсказками»: наставник на экране показывает каждый шаг.</w:t>
+      </w:r>
+    </w:p>
+    <w:p>
+      <w:r>
         <w:t>Укажите число карточек каждому ученику и количество одновременно открытых карточек. Параллельность карточек тренирует переключение внимания; не увеличивайте её для новичков без учебной цели. При необходимости включите подбор сложности по результатам или выдачу до остановки преподавателем.</w:t>
       </w:r>
     </w:p>
